--- a/figures/tableS7.MDR.docx
+++ b/figures/tableS7.MDR.docx
@@ -526,7 +526,7 @@
                 <w:szCs w:val="22"/>
                 <w:color w:val="000000"/>
               </w:rPr>
-              <w:t xml:space="preserve">50.42</w:t>
+              <w:t xml:space="preserve">16.8</w:t>
             </w:r>
           </w:p>
         </w:tc>
@@ -581,7 +581,7 @@
                 <w:szCs w:val="22"/>
                 <w:color w:val="000000"/>
               </w:rPr>
-              <w:t xml:space="preserve">2.41</w:t>
+              <w:t xml:space="preserve">0.86</w:t>
             </w:r>
           </w:p>
         </w:tc>
@@ -636,7 +636,7 @@
                 <w:szCs w:val="22"/>
                 <w:color w:val="000000"/>
               </w:rPr>
-              <w:t xml:space="preserve">20.90</w:t>
+              <w:t xml:space="preserve">19.43</w:t>
             </w:r>
           </w:p>
         </w:tc>
@@ -746,7 +746,7 @@
                 <w:szCs w:val="22"/>
                 <w:color w:val="000000"/>
               </w:rPr>
-              <w:t xml:space="preserve">45.69</w:t>
+              <w:t xml:space="preserve">15.11</w:t>
             </w:r>
           </w:p>
         </w:tc>
@@ -801,7 +801,7 @@
                 <w:szCs w:val="22"/>
                 <w:color w:val="000000"/>
               </w:rPr>
-              <w:t xml:space="preserve">55.15</w:t>
+              <w:t xml:space="preserve">18.50</w:t>
             </w:r>
           </w:p>
         </w:tc>
@@ -916,7 +916,7 @@
                 <w:szCs w:val="22"/>
                 <w:color w:val="000000"/>
               </w:rPr>
-              <w:t xml:space="preserve">-0.21</w:t>
+              <w:t xml:space="preserve">-0.1</w:t>
             </w:r>
           </w:p>
         </w:tc>
@@ -971,7 +971,7 @@
                 <w:szCs w:val="22"/>
                 <w:color w:val="000000"/>
               </w:rPr>
-              <w:t xml:space="preserve">0.07</w:t>
+              <w:t xml:space="preserve">0.03</w:t>
             </w:r>
           </w:p>
         </w:tc>
@@ -1026,7 +1026,7 @@
                 <w:szCs w:val="22"/>
                 <w:color w:val="000000"/>
               </w:rPr>
-              <w:t xml:space="preserve">-2.99</w:t>
+              <w:t xml:space="preserve">-3.65</w:t>
             </w:r>
           </w:p>
         </w:tc>
@@ -1136,7 +1136,7 @@
                 <w:szCs w:val="22"/>
                 <w:color w:val="000000"/>
               </w:rPr>
-              <w:t xml:space="preserve">-0.34</w:t>
+              <w:t xml:space="preserve">-0.15</w:t>
             </w:r>
           </w:p>
         </w:tc>
@@ -1191,7 +1191,7 @@
                 <w:szCs w:val="22"/>
                 <w:color w:val="000000"/>
               </w:rPr>
-              <w:t xml:space="preserve">-0.07</w:t>
+              <w:t xml:space="preserve">-0.05</w:t>
             </w:r>
           </w:p>
         </w:tc>
